--- a/printables/midterm/A-期中综合练习卷/期中综合练习卷_答案.docx
+++ b/printables/midterm/A-期中综合练习卷/期中综合练习卷_答案.docx
@@ -4,7 +4,7 @@
   <w:body>
     <w:p>
       <w:pPr>
-        <w:spacing w:before="0" w:after="60" w:line="300" w:lineRule="auto"/>
+        <w:spacing w:before="0" w:after="60" w:line="307" w:lineRule="auto"/>
         <w:jc w:val="center"/>
       </w:pPr>
       <w:r>
@@ -18,7 +18,7 @@
     </w:p>
     <w:p>
       <w:pPr>
-        <w:spacing w:before="0" w:after="160" w:line="300" w:lineRule="auto"/>
+        <w:spacing w:before="0" w:after="160" w:line="307" w:lineRule="auto"/>
       </w:pPr>
       <w:r>
         <w:rPr>
@@ -32,7 +32,7 @@
     </w:p>
     <w:sectPr>
       <w:pgSz w:w="11906" w:h="16838"/>
-      <w:pgMar w:top="680" w:right="907" w:bottom="680" w:left="907" w:header="720" w:footer="720" w:gutter="0"/>
+      <w:pgMar w:top="624" w:right="850" w:bottom="624" w:left="850" w:header="720" w:footer="720" w:gutter="0"/>
       <w:cols w:space="720"/>
       <w:docGrid w:linePitch="360"/>
     </w:sectPr>
